--- a/diagram/samples/mindmap.docx
+++ b/diagram/samples/mindmap.docx
@@ -78,7 +78,7 @@
           <w:color w:val="606A78"/>
           <w:sz w:val="18"/>
         </w:rPr>
-        <w:t>Mind Map — Product Launch</w:t>
+        <w:t>Mind Map: Product Launch</w:t>
       </w:r>
     </w:p>
     <w:p>
@@ -94,7 +94,7 @@
         <w:t>Product Launch</w:t>
       </w:r>
       <w:r>
-        <w:t xml:space="preserve"> — process; connects to Marketing, Engineering, Sales, Support</w:t>
+        <w:t>: process; connects to Marketing, Engineering, Sales, Support</w:t>
       </w:r>
     </w:p>
     <w:p>
@@ -110,7 +110,7 @@
         <w:t>Marketing</w:t>
       </w:r>
       <w:r>
-        <w:t xml:space="preserve"> — process; connects to Campaign, PR</w:t>
+        <w:t>: process; connects to Campaign, PR</w:t>
       </w:r>
     </w:p>
     <w:p>
@@ -126,7 +126,7 @@
         <w:t>Engineering</w:t>
       </w:r>
       <w:r>
-        <w:t xml:space="preserve"> — process; connects to MVP, Beta</w:t>
+        <w:t>: process; connects to MVP, Beta</w:t>
       </w:r>
     </w:p>
     <w:p>
@@ -142,7 +142,7 @@
         <w:t>Sales</w:t>
       </w:r>
       <w:r>
-        <w:t xml:space="preserve"> — process; connects to Pricing</w:t>
+        <w:t>: process; connects to Pricing</w:t>
       </w:r>
     </w:p>
     <w:p>
@@ -158,7 +158,7 @@
         <w:t>Support</w:t>
       </w:r>
       <w:r>
-        <w:t xml:space="preserve"> — process; connects to Docs</w:t>
+        <w:t>: process; connects to Docs</w:t>
       </w:r>
     </w:p>
     <w:p>
@@ -174,7 +174,7 @@
         <w:t>Campaign</w:t>
       </w:r>
       <w:r>
-        <w:t xml:space="preserve"> — process</w:t>
+        <w:t>: process</w:t>
       </w:r>
     </w:p>
     <w:p>
@@ -190,7 +190,7 @@
         <w:t>PR</w:t>
       </w:r>
       <w:r>
-        <w:t xml:space="preserve"> — process</w:t>
+        <w:t>: process</w:t>
       </w:r>
     </w:p>
     <w:p>
@@ -206,7 +206,7 @@
         <w:t>MVP</w:t>
       </w:r>
       <w:r>
-        <w:t xml:space="preserve"> — process</w:t>
+        <w:t>: process</w:t>
       </w:r>
     </w:p>
     <w:p>
@@ -222,7 +222,7 @@
         <w:t>Beta</w:t>
       </w:r>
       <w:r>
-        <w:t xml:space="preserve"> — process</w:t>
+        <w:t>: process</w:t>
       </w:r>
     </w:p>
     <w:p>
@@ -238,7 +238,7 @@
         <w:t>Pricing</w:t>
       </w:r>
       <w:r>
-        <w:t xml:space="preserve"> — process</w:t>
+        <w:t>: process</w:t>
       </w:r>
     </w:p>
     <w:p>
@@ -254,7 +254,7 @@
         <w:t>Docs</w:t>
       </w:r>
       <w:r>
-        <w:t xml:space="preserve"> — process</w:t>
+        <w:t>: process</w:t>
       </w:r>
     </w:p>
     <w:sectPr>
